--- a/public/temas/ejercicio-3/ESQUEMA TEMA 8.docx
+++ b/public/temas/ejercicio-3/ESQUEMA TEMA 8.docx
@@ -1768,7 +1768,7 @@
           <w:b/>
           <w:sz w:val="22"/>
         </w:rPr>
-        <w:t>92,7 millones de euros</w:t>
+        <w:t>92,7 M€</w:t>
       </w:r>
     </w:p>
     <w:p>
@@ -1790,7 +1790,7 @@
           <w:b/>
           <w:sz w:val="22"/>
         </w:rPr>
-        <w:t>6.300 millones de euros</w:t>
+        <w:t>6.300 M€</w:t>
       </w:r>
       <w:r>
         <w:rPr>
@@ -1819,7 +1819,7 @@
           <w:b/>
           <w:sz w:val="22"/>
         </w:rPr>
-        <w:t>24.500 millones de euros</w:t>
+        <w:t>24.500 M€</w:t>
       </w:r>
     </w:p>
     <w:p>
@@ -1886,7 +1886,7 @@
           <w:b/>
           <w:sz w:val="22"/>
         </w:rPr>
-        <w:t>3.392 millones de euros</w:t>
+        <w:t>3.392 M€</w:t>
       </w:r>
       <w:r>
         <w:rPr>
@@ -1923,7 +1923,7 @@
           <w:b/>
           <w:sz w:val="22"/>
         </w:rPr>
-        <w:t>14.400 millones de euros</w:t>
+        <w:t>14.400 M€</w:t>
       </w:r>
     </w:p>
     <w:p>
@@ -1968,7 +1968,7 @@
           <w:b/>
           <w:sz w:val="22"/>
         </w:rPr>
-        <w:t>30 a 250 millones de euros</w:t>
+        <w:t>30 a 250 M€</w:t>
       </w:r>
       <w:r>
         <w:rPr>
@@ -2196,7 +2196,7 @@
           <w:b/>
           <w:sz w:val="22"/>
         </w:rPr>
-        <w:t>5 millones de euros</w:t>
+        <w:t>5 M€</w:t>
       </w:r>
       <w:r>
         <w:rPr>
@@ -3379,7 +3379,7 @@
           <w:b/>
           <w:sz w:val="22"/>
         </w:rPr>
-        <w:t>6.300 millones de euros</w:t>
+        <w:t>6.300 M€</w:t>
       </w:r>
       <w:r>
         <w:rPr>
